--- a/exam/Mock Exam_Solutions.docx
+++ b/exam/Mock Exam_Solutions.docx
@@ -1993,7 +1993,7 @@
         <w:t xml:space="preserve">c. Because the ratio is tied to each club’s OWN revenue, clubs that already earn the most can spend far more in absolute terms and still comply, while smaller, ambitious clubs are constrained exactly when they would need to spend to break into the elite. Critics (e.g. Peeters &amp; Szymanski) argue this </w:t>
       </w:r>
       <w:r>
-        <w:t>anchor</w:t>
+        <w:t>anchors</w:t>
       </w:r>
       <w:r>
         <w:t xml:space="preserve"> the existing hierarchy rather than promoting competitive balance. (2 points)</w:t>
